--- a/docs/progress/02_rule.docx
+++ b/docs/progress/02_rule.docx
@@ -12,7 +12,7 @@
           <w:b/>
           <w:sz w:val="24"/>
         </w:rPr>
-        <w:t>Progress report 2 of 10</w:t>
+        <w:t>Thesis progress report</w:t>
       </w:r>
     </w:p>
     <w:p>
@@ -64,7 +64,7 @@
           <w:b w:val="0"/>
           <w:sz w:val="24"/>
         </w:rPr>
-        <w:t>Report 1 separated flight from vision.</w:t>
+        <w:t>The companion computer still needs a compile recipe. The question here is who may choose it.</w:t>
       </w:r>
     </w:p>
     <w:p>
@@ -77,7 +77,7 @@
           <w:b w:val="0"/>
           <w:sz w:val="24"/>
         </w:rPr>
-        <w:t>This note fixes who may choose the compile recipe. A language model, asked to make a network fast, will invent passes that do not exist and quote speeds it never measured.</w:t>
+        <w:t>Asked to make a network fast, a language model will name passes that do not exist, and it will quote a speed it never measured. Either mistake is enough to make the result unusable in a thesis. A quoted frame rate that was not timed is not a result. A pass with no implementation is not a compiler.</w:t>
       </w:r>
     </w:p>
     <w:p>
@@ -90,7 +90,7 @@
           <w:b w:val="0"/>
           <w:sz w:val="24"/>
         </w:rPr>
-        <w:t>The model may only name a plan from a fixed list. A checker accepts or cuts that plan. An engine then rewrites the ONNX graph. A profiler measures time and compares outputs with the untouched graph. The model does not edit the file, and it does not fly the aircraft.</w:t>
+        <w:t>The model is therefore limited to one job. It may name a plan, and the plan must be taken from a fixed list. It may not edit the ONNX file. It may not fly the aircraft. Three other parts do the rest. A checker accepts the plan or cuts it. An engine rewrites the graph. A profiler measures time and compares the new outputs with the untouched network.</w:t>
       </w:r>
     </w:p>
     <w:p>
@@ -103,19 +103,14 @@
           <w:b w:val="0"/>
           <w:sz w:val="24"/>
         </w:rPr>
-        <w:t>The plan is checked as JSON before any rewrite. A sentence that contains a made-up speed is stripped. The stored record always says that no frame rate was claimed.</w:t>
-      </w:r>
-    </w:p>
-    <w:p>
-      <w:r>
-        <w:br w:type="page"/>
+        <w:t>The plan arrives as JSON and is checked before any rewrite. If the reply contains a made-up speed, that phrase is removed. Every stored run records that no frame rate was claimed. The separation is the research claim of this step: the model proposes, and only the measured run is evidence.</w:t>
       </w:r>
     </w:p>
     <w:p>
       <w:r>
         <w:drawing>
           <wp:inline xmlns:a="http://schemas.openxmlformats.org/drawingml/2006/main" xmlns:pic="http://schemas.openxmlformats.org/drawingml/2006/picture">
-            <wp:extent cx="5669280" cy="7215447"/>
+            <wp:extent cx="5303520" cy="6749935"/>
             <wp:docPr id="1" name="Picture 1"/>
             <wp:cNvGraphicFramePr>
               <a:graphicFrameLocks noChangeAspect="1"/>
@@ -136,7 +131,7 @@
                   <pic:spPr>
                     <a:xfrm>
                       <a:off x="0" y="0"/>
-                      <a:ext cx="5669280" cy="7215447"/>
+                      <a:ext cx="5303520" cy="6749935"/>
                     </a:xfrm>
                     <a:prstGeom prst="rect"/>
                   </pic:spPr>
@@ -157,7 +152,7 @@
           <w:b w:val="0"/>
           <w:sz w:val="20"/>
         </w:rPr>
-        <w:t>Figure 1. The model suggests. The rest of the system checks, rewrites, and measures.</w:t>
+        <w:t>Figure 1. Suggest, check, rewrite, then measure. The model stops at the first box.</w:t>
       </w:r>
     </w:p>
     <w:p>
@@ -170,7 +165,7 @@
           <w:b w:val="0"/>
           <w:sz w:val="24"/>
         </w:rPr>
-        <w:t>The model is a planner, not the compiler. The next note shows that the rewrite changes a real graph.</w:t>
+        <w:t>The model is the planner. Whether the rewrite actually changes a graph is a separate question.</w:t>
       </w:r>
     </w:p>
     <w:sectPr>

--- a/docs/progress/02_rule.docx
+++ b/docs/progress/02_rule.docx
@@ -104,6 +104,19 @@
           <w:sz w:val="24"/>
         </w:rPr>
         <w:t>The plan arrives as JSON and is checked before any rewrite. If the reply contains a made-up speed, that phrase is removed. Every stored run records that no frame rate was claimed. The separation is the research claim of this step: the model proposes, and only the measured run is evidence.</w:t>
+      </w:r>
+    </w:p>
+    <w:p>
+      <w:pPr>
+        <w:spacing w:after="160" w:before="40" w:line="276" w:lineRule="auto"/>
+      </w:pPr>
+      <w:r>
+        <w:rPr>
+          <w:rFonts w:ascii="Liberation Serif" w:hAnsi="Liberation Serif" w:eastAsia="Liberation Serif"/>
+          <w:b w:val="0"/>
+          <w:sz w:val="24"/>
+        </w:rPr>
+        <w:t>The tempting design was to let the model rewrite ONNX, or to let it pick TensorRT settings in free text. A trial prompt did what free text always does: it named a SiLU fusion that this CPU cannot run, and it offered a frame rate. That single trial killed the free-text design. The fixed list is not a lack of ambition. It is the only way a later table can say what was tried.</w:t>
       </w:r>
     </w:p>
     <w:p>
